--- a/Fejlesztői dokumentáció.docx
+++ b/Fejlesztői dokumentáció.docx
@@ -1,6 +1,6 @@
 
 <file path=word/document.xml><?xml version="1.0" encoding="utf-8"?>
-<w:document xmlns:wpc="http://schemas.microsoft.com/office/word/2010/wordprocessingCanvas" xmlns:cx="http://schemas.microsoft.com/office/drawing/2014/chartex" xmlns:cx1="http://schemas.microsoft.com/office/drawing/2015/9/8/chartex" xmlns:cx2="http://schemas.microsoft.com/office/drawing/2015/10/21/chartex" xmlns:cx3="http://schemas.microsoft.com/office/drawing/2016/5/9/chartex" xmlns:cx4="http://schemas.microsoft.com/office/drawing/2016/5/10/chartex" xmlns:cx5="http://schemas.microsoft.com/office/drawing/2016/5/11/chartex" xmlns:cx6="http://schemas.microsoft.com/office/drawing/2016/5/12/chartex" xmlns:cx7="http://schemas.microsoft.com/office/drawing/2016/5/13/chartex" xmlns:cx8="http://schemas.microsoft.com/office/drawing/2016/5/14/chartex" xmlns:mc="http://schemas.openxmlformats.org/markup-compatibility/2006" xmlns:aink="http://schemas.microsoft.com/office/drawing/2016/ink" xmlns:am3d="http://schemas.microsoft.com/office/drawing/2017/model3d" xmlns:o="urn:schemas-microsoft-com:office:office" xmlns:oel="http://schemas.microsoft.com/office/2019/extlst" xmlns:r="http://schemas.openxmlformats.org/officeDocument/2006/relationships" xmlns:m="http://schemas.openxmlformats.org/officeDocument/2006/math" xmlns:v="urn:schemas-microsoft-com:vml" xmlns:wp14="http://schemas.microsoft.com/office/word/2010/wordprocessingDrawing" xmlns:wp="http://schemas.openxmlformats.org/drawingml/2006/wordprocessingDrawing" xmlns:w10="urn:schemas-microsoft-com:office:word" xmlns:w="http://schemas.openxmlformats.org/wordprocessingml/2006/main" xmlns:w14="http://schemas.microsoft.com/office/word/2010/wordml" xmlns:w15="http://schemas.microsoft.com/office/word/2012/wordml" xmlns:w16cex="http://schemas.microsoft.com/office/word/2018/wordml/cex" xmlns:w16cid="http://schemas.microsoft.com/office/word/2016/wordml/cid" xmlns:w16="http://schemas.microsoft.com/office/word/2018/wordml" xmlns:w16du="http://schemas.microsoft.com/office/word/2023/wordml/word16du" xmlns:w16sdtdh="http://schemas.microsoft.com/office/word/2020/wordml/sdtdatahash" xmlns:w16sdtfl="http://schemas.microsoft.com/office/word/2024/wordml/sdtformatlock" xmlns:w16se="http://schemas.microsoft.com/office/word/2015/wordml/symex" xmlns:wpg="http://schemas.microsoft.com/office/word/2010/wordprocessingGroup" xmlns:wpi="http://schemas.microsoft.com/office/word/2010/wordprocessingInk" xmlns:wne="http://schemas.microsoft.com/office/word/2006/wordml" xmlns:wps="http://schemas.microsoft.com/office/word/2010/wordprocessingShape" mc:Ignorable="w14 w15 w16se w16cid w16 w16cex w16sdtdh w16sdtfl w16du wp14">
+<w:document xmlns:wpc="http://schemas.microsoft.com/office/word/2010/wordprocessingCanvas" xmlns:cx="http://schemas.microsoft.com/office/drawing/2014/chartex" xmlns:cx1="http://schemas.microsoft.com/office/drawing/2015/9/8/chartex" xmlns:cx2="http://schemas.microsoft.com/office/drawing/2015/10/21/chartex" xmlns:cx3="http://schemas.microsoft.com/office/drawing/2016/5/9/chartex" xmlns:cx4="http://schemas.microsoft.com/office/drawing/2016/5/10/chartex" xmlns:cx5="http://schemas.microsoft.com/office/drawing/2016/5/11/chartex" xmlns:cx6="http://schemas.microsoft.com/office/drawing/2016/5/12/chartex" xmlns:cx7="http://schemas.microsoft.com/office/drawing/2016/5/13/chartex" xmlns:cx8="http://schemas.microsoft.com/office/drawing/2016/5/14/chartex" xmlns:mc="http://schemas.openxmlformats.org/markup-compatibility/2006" xmlns:aink="http://schemas.microsoft.com/office/drawing/2016/ink" xmlns:am3d="http://schemas.microsoft.com/office/drawing/2017/model3d" xmlns:o="urn:schemas-microsoft-com:office:office" xmlns:r="http://schemas.openxmlformats.org/officeDocument/2006/relationships" xmlns:m="http://schemas.openxmlformats.org/officeDocument/2006/math" xmlns:v="urn:schemas-microsoft-com:vml" xmlns:wp14="http://schemas.microsoft.com/office/word/2010/wordprocessingDrawing" xmlns:wp="http://schemas.openxmlformats.org/drawingml/2006/wordprocessingDrawing" xmlns:w10="urn:schemas-microsoft-com:office:word" xmlns:w="http://schemas.openxmlformats.org/wordprocessingml/2006/main" xmlns:w14="http://schemas.microsoft.com/office/word/2010/wordml" xmlns:w15="http://schemas.microsoft.com/office/word/2012/wordml" xmlns:w16cex="http://schemas.microsoft.com/office/word/2018/wordml/cex" xmlns:w16cid="http://schemas.microsoft.com/office/word/2016/wordml/cid" xmlns:w16="http://schemas.microsoft.com/office/word/2018/wordml" xmlns:w16sdtdh="http://schemas.microsoft.com/office/word/2020/wordml/sdtdatahash" xmlns:w16se="http://schemas.microsoft.com/office/word/2015/wordml/symex" xmlns:wpg="http://schemas.microsoft.com/office/word/2010/wordprocessingGroup" xmlns:wpi="http://schemas.microsoft.com/office/word/2010/wordprocessingInk" xmlns:wne="http://schemas.microsoft.com/office/word/2006/wordml" xmlns:wps="http://schemas.microsoft.com/office/word/2010/wordprocessingShape" mc:Ignorable="w14 w15 w16se w16cid w16 w16cex w16sdtdh wp14">
   <w:body>
     <w:p/>
     <w:p/>
@@ -10,7 +10,7 @@
     <w:p/>
     <w:p>
       <w:pPr>
-        <w:pStyle w:val="Title"/>
+        <w:pStyle w:val="Cm"/>
       </w:pPr>
       <w:r>
         <w:t>Fejlesztői dokumentáció (aknakereső)</w:t>
@@ -21,7 +21,7 @@
     </w:p>
     <w:p>
       <w:pPr>
-        <w:pStyle w:val="ListParagraph"/>
+        <w:pStyle w:val="Listaszerbekezds"/>
         <w:numPr>
           <w:ilvl w:val="0"/>
           <w:numId w:val="1"/>
@@ -34,7 +34,7 @@
     </w:p>
     <w:p>
       <w:pPr>
-        <w:pStyle w:val="ListParagraph"/>
+        <w:pStyle w:val="Listaszerbekezds"/>
         <w:numPr>
           <w:ilvl w:val="1"/>
           <w:numId w:val="1"/>
@@ -46,7 +46,7 @@
     </w:p>
     <w:p>
       <w:pPr>
-        <w:pStyle w:val="ListParagraph"/>
+        <w:pStyle w:val="Listaszerbekezds"/>
         <w:numPr>
           <w:ilvl w:val="1"/>
           <w:numId w:val="1"/>
@@ -58,7 +58,7 @@
     </w:p>
     <w:p>
       <w:pPr>
-        <w:pStyle w:val="ListParagraph"/>
+        <w:pStyle w:val="Listaszerbekezds"/>
         <w:numPr>
           <w:ilvl w:val="2"/>
           <w:numId w:val="1"/>
@@ -70,7 +70,7 @@
     </w:p>
     <w:p>
       <w:pPr>
-        <w:pStyle w:val="ListParagraph"/>
+        <w:pStyle w:val="Listaszerbekezds"/>
         <w:numPr>
           <w:ilvl w:val="2"/>
           <w:numId w:val="1"/>
@@ -82,7 +82,7 @@
     </w:p>
     <w:p>
       <w:pPr>
-        <w:pStyle w:val="ListParagraph"/>
+        <w:pStyle w:val="Listaszerbekezds"/>
         <w:numPr>
           <w:ilvl w:val="2"/>
           <w:numId w:val="1"/>
@@ -94,7 +94,7 @@
     </w:p>
     <w:p>
       <w:pPr>
-        <w:pStyle w:val="ListParagraph"/>
+        <w:pStyle w:val="Listaszerbekezds"/>
         <w:numPr>
           <w:ilvl w:val="2"/>
           <w:numId w:val="1"/>
@@ -106,7 +106,7 @@
     </w:p>
     <w:p>
       <w:pPr>
-        <w:pStyle w:val="ListParagraph"/>
+        <w:pStyle w:val="Listaszerbekezds"/>
         <w:numPr>
           <w:ilvl w:val="2"/>
           <w:numId w:val="1"/>
@@ -118,7 +118,7 @@
     </w:p>
     <w:p>
       <w:pPr>
-        <w:pStyle w:val="ListParagraph"/>
+        <w:pStyle w:val="Listaszerbekezds"/>
         <w:numPr>
           <w:ilvl w:val="3"/>
           <w:numId w:val="1"/>
@@ -140,7 +140,7 @@
     </w:p>
     <w:p>
       <w:pPr>
-        <w:pStyle w:val="ListParagraph"/>
+        <w:pStyle w:val="Listaszerbekezds"/>
         <w:numPr>
           <w:ilvl w:val="2"/>
           <w:numId w:val="1"/>
@@ -162,7 +162,7 @@
     </w:p>
     <w:p>
       <w:pPr>
-        <w:pStyle w:val="ListParagraph"/>
+        <w:pStyle w:val="Listaszerbekezds"/>
         <w:numPr>
           <w:ilvl w:val="0"/>
           <w:numId w:val="1"/>
@@ -174,7 +174,7 @@
     </w:p>
     <w:p>
       <w:pPr>
-        <w:pStyle w:val="ListParagraph"/>
+        <w:pStyle w:val="Listaszerbekezds"/>
         <w:numPr>
           <w:ilvl w:val="1"/>
           <w:numId w:val="1"/>
@@ -186,7 +186,7 @@
     </w:p>
     <w:p>
       <w:pPr>
-        <w:pStyle w:val="ListParagraph"/>
+        <w:pStyle w:val="Listaszerbekezds"/>
         <w:numPr>
           <w:ilvl w:val="2"/>
           <w:numId w:val="1"/>
@@ -202,7 +202,7 @@
     </w:p>
     <w:p>
       <w:pPr>
-        <w:pStyle w:val="ListParagraph"/>
+        <w:pStyle w:val="Listaszerbekezds"/>
         <w:numPr>
           <w:ilvl w:val="3"/>
           <w:numId w:val="1"/>
@@ -214,7 +214,7 @@
     </w:p>
     <w:p>
       <w:pPr>
-        <w:pStyle w:val="ListParagraph"/>
+        <w:pStyle w:val="Listaszerbekezds"/>
         <w:numPr>
           <w:ilvl w:val="3"/>
           <w:numId w:val="1"/>
@@ -226,7 +226,7 @@
     </w:p>
     <w:p>
       <w:pPr>
-        <w:pStyle w:val="ListParagraph"/>
+        <w:pStyle w:val="Listaszerbekezds"/>
         <w:numPr>
           <w:ilvl w:val="2"/>
           <w:numId w:val="1"/>
@@ -242,7 +242,7 @@
     </w:p>
     <w:p>
       <w:pPr>
-        <w:pStyle w:val="ListParagraph"/>
+        <w:pStyle w:val="Listaszerbekezds"/>
         <w:numPr>
           <w:ilvl w:val="3"/>
           <w:numId w:val="1"/>
@@ -254,7 +254,7 @@
     </w:p>
     <w:p>
       <w:pPr>
-        <w:pStyle w:val="ListParagraph"/>
+        <w:pStyle w:val="Listaszerbekezds"/>
         <w:numPr>
           <w:ilvl w:val="3"/>
           <w:numId w:val="1"/>
@@ -266,7 +266,7 @@
     </w:p>
     <w:p>
       <w:pPr>
-        <w:pStyle w:val="ListParagraph"/>
+        <w:pStyle w:val="Listaszerbekezds"/>
         <w:numPr>
           <w:ilvl w:val="1"/>
           <w:numId w:val="1"/>
@@ -278,7 +278,7 @@
     </w:p>
     <w:p>
       <w:pPr>
-        <w:pStyle w:val="ListParagraph"/>
+        <w:pStyle w:val="Listaszerbekezds"/>
         <w:numPr>
           <w:ilvl w:val="2"/>
           <w:numId w:val="1"/>
@@ -290,7 +290,7 @@
     </w:p>
     <w:p>
       <w:pPr>
-        <w:pStyle w:val="ListParagraph"/>
+        <w:pStyle w:val="Listaszerbekezds"/>
         <w:numPr>
           <w:ilvl w:val="3"/>
           <w:numId w:val="1"/>
@@ -302,7 +302,7 @@
     </w:p>
     <w:p>
       <w:pPr>
-        <w:pStyle w:val="ListParagraph"/>
+        <w:pStyle w:val="Listaszerbekezds"/>
         <w:numPr>
           <w:ilvl w:val="2"/>
           <w:numId w:val="1"/>
@@ -314,7 +314,7 @@
     </w:p>
     <w:p>
       <w:pPr>
-        <w:pStyle w:val="ListParagraph"/>
+        <w:pStyle w:val="Listaszerbekezds"/>
         <w:numPr>
           <w:ilvl w:val="3"/>
           <w:numId w:val="1"/>
@@ -326,7 +326,7 @@
     </w:p>
     <w:p>
       <w:pPr>
-        <w:pStyle w:val="ListParagraph"/>
+        <w:pStyle w:val="Listaszerbekezds"/>
         <w:numPr>
           <w:ilvl w:val="2"/>
           <w:numId w:val="1"/>
@@ -338,7 +338,7 @@
     </w:p>
     <w:p>
       <w:pPr>
-        <w:pStyle w:val="ListParagraph"/>
+        <w:pStyle w:val="Listaszerbekezds"/>
         <w:numPr>
           <w:ilvl w:val="3"/>
           <w:numId w:val="1"/>
@@ -350,7 +350,7 @@
     </w:p>
     <w:p>
       <w:pPr>
-        <w:pStyle w:val="ListParagraph"/>
+        <w:pStyle w:val="Listaszerbekezds"/>
         <w:numPr>
           <w:ilvl w:val="2"/>
           <w:numId w:val="1"/>
@@ -362,7 +362,7 @@
     </w:p>
     <w:p>
       <w:pPr>
-        <w:pStyle w:val="ListParagraph"/>
+        <w:pStyle w:val="Listaszerbekezds"/>
         <w:numPr>
           <w:ilvl w:val="3"/>
           <w:numId w:val="1"/>
@@ -374,7 +374,7 @@
     </w:p>
     <w:p>
       <w:pPr>
-        <w:pStyle w:val="ListParagraph"/>
+        <w:pStyle w:val="Listaszerbekezds"/>
         <w:numPr>
           <w:ilvl w:val="2"/>
           <w:numId w:val="1"/>
@@ -386,7 +386,7 @@
     </w:p>
     <w:p>
       <w:pPr>
-        <w:pStyle w:val="ListParagraph"/>
+        <w:pStyle w:val="Listaszerbekezds"/>
         <w:numPr>
           <w:ilvl w:val="3"/>
           <w:numId w:val="1"/>
@@ -408,7 +408,7 @@
     </w:p>
     <w:p>
       <w:pPr>
-        <w:pStyle w:val="ListParagraph"/>
+        <w:pStyle w:val="Listaszerbekezds"/>
         <w:numPr>
           <w:ilvl w:val="2"/>
           <w:numId w:val="1"/>
@@ -420,7 +420,7 @@
     </w:p>
     <w:p>
       <w:pPr>
-        <w:pStyle w:val="ListParagraph"/>
+        <w:pStyle w:val="Listaszerbekezds"/>
         <w:numPr>
           <w:ilvl w:val="3"/>
           <w:numId w:val="1"/>
@@ -442,7 +442,7 @@
     </w:p>
     <w:p>
       <w:pPr>
-        <w:pStyle w:val="ListParagraph"/>
+        <w:pStyle w:val="Listaszerbekezds"/>
         <w:numPr>
           <w:ilvl w:val="2"/>
           <w:numId w:val="1"/>
@@ -454,7 +454,7 @@
     </w:p>
     <w:p>
       <w:pPr>
-        <w:pStyle w:val="ListParagraph"/>
+        <w:pStyle w:val="Listaszerbekezds"/>
         <w:numPr>
           <w:ilvl w:val="3"/>
           <w:numId w:val="1"/>
@@ -466,7 +466,7 @@
     </w:p>
     <w:p>
       <w:pPr>
-        <w:pStyle w:val="ListParagraph"/>
+        <w:pStyle w:val="Listaszerbekezds"/>
         <w:numPr>
           <w:ilvl w:val="2"/>
           <w:numId w:val="1"/>
@@ -478,7 +478,7 @@
     </w:p>
     <w:p>
       <w:pPr>
-        <w:pStyle w:val="ListParagraph"/>
+        <w:pStyle w:val="Listaszerbekezds"/>
         <w:numPr>
           <w:ilvl w:val="3"/>
           <w:numId w:val="1"/>
@@ -490,7 +490,7 @@
     </w:p>
     <w:p>
       <w:pPr>
-        <w:pStyle w:val="ListParagraph"/>
+        <w:pStyle w:val="Listaszerbekezds"/>
         <w:numPr>
           <w:ilvl w:val="2"/>
           <w:numId w:val="1"/>
@@ -502,7 +502,7 @@
     </w:p>
     <w:p>
       <w:pPr>
-        <w:pStyle w:val="ListParagraph"/>
+        <w:pStyle w:val="Listaszerbekezds"/>
         <w:ind w:left="1728"/>
       </w:pPr>
       <w:r>
@@ -511,7 +511,7 @@
     </w:p>
     <w:p>
       <w:pPr>
-        <w:pStyle w:val="ListParagraph"/>
+        <w:pStyle w:val="Listaszerbekezds"/>
         <w:numPr>
           <w:ilvl w:val="1"/>
           <w:numId w:val="1"/>
@@ -523,7 +523,7 @@
     </w:p>
     <w:p>
       <w:pPr>
-        <w:pStyle w:val="ListParagraph"/>
+        <w:pStyle w:val="Listaszerbekezds"/>
         <w:numPr>
           <w:ilvl w:val="2"/>
           <w:numId w:val="1"/>
@@ -535,7 +535,7 @@
     </w:p>
     <w:p>
       <w:pPr>
-        <w:pStyle w:val="ListParagraph"/>
+        <w:pStyle w:val="Listaszerbekezds"/>
         <w:numPr>
           <w:ilvl w:val="2"/>
           <w:numId w:val="1"/>
@@ -547,7 +547,7 @@
     </w:p>
     <w:p>
       <w:pPr>
-        <w:pStyle w:val="ListParagraph"/>
+        <w:pStyle w:val="Listaszerbekezds"/>
         <w:numPr>
           <w:ilvl w:val="2"/>
           <w:numId w:val="1"/>
@@ -560,7 +560,7 @@
     </w:p>
     <w:p>
       <w:pPr>
-        <w:pStyle w:val="ListParagraph"/>
+        <w:pStyle w:val="Listaszerbekezds"/>
         <w:numPr>
           <w:ilvl w:val="2"/>
           <w:numId w:val="1"/>
@@ -572,7 +572,7 @@
     </w:p>
     <w:p>
       <w:pPr>
-        <w:pStyle w:val="ListParagraph"/>
+        <w:pStyle w:val="Listaszerbekezds"/>
         <w:numPr>
           <w:ilvl w:val="2"/>
           <w:numId w:val="1"/>
@@ -584,7 +584,7 @@
     </w:p>
     <w:p>
       <w:pPr>
-        <w:pStyle w:val="ListParagraph"/>
+        <w:pStyle w:val="Listaszerbekezds"/>
         <w:numPr>
           <w:ilvl w:val="2"/>
           <w:numId w:val="1"/>
@@ -596,7 +596,7 @@
     </w:p>
     <w:p>
       <w:pPr>
-        <w:pStyle w:val="ListParagraph"/>
+        <w:pStyle w:val="Listaszerbekezds"/>
         <w:numPr>
           <w:ilvl w:val="2"/>
           <w:numId w:val="1"/>
@@ -608,7 +608,7 @@
     </w:p>
     <w:p>
       <w:pPr>
-        <w:pStyle w:val="ListParagraph"/>
+        <w:pStyle w:val="Listaszerbekezds"/>
         <w:numPr>
           <w:ilvl w:val="2"/>
           <w:numId w:val="1"/>
@@ -620,7 +620,7 @@
     </w:p>
     <w:p>
       <w:pPr>
-        <w:pStyle w:val="ListParagraph"/>
+        <w:pStyle w:val="Listaszerbekezds"/>
         <w:numPr>
           <w:ilvl w:val="2"/>
           <w:numId w:val="1"/>
@@ -632,7 +632,7 @@
     </w:p>
     <w:p>
       <w:pPr>
-        <w:pStyle w:val="ListParagraph"/>
+        <w:pStyle w:val="Listaszerbekezds"/>
         <w:numPr>
           <w:ilvl w:val="2"/>
           <w:numId w:val="1"/>
@@ -644,7 +644,7 @@
     </w:p>
     <w:p>
       <w:pPr>
-        <w:pStyle w:val="ListParagraph"/>
+        <w:pStyle w:val="Listaszerbekezds"/>
         <w:numPr>
           <w:ilvl w:val="2"/>
           <w:numId w:val="1"/>
@@ -656,7 +656,7 @@
     </w:p>
     <w:p>
       <w:pPr>
-        <w:pStyle w:val="ListParagraph"/>
+        <w:pStyle w:val="Listaszerbekezds"/>
         <w:numPr>
           <w:ilvl w:val="2"/>
           <w:numId w:val="1"/>
@@ -668,7 +668,7 @@
     </w:p>
     <w:p>
       <w:pPr>
-        <w:pStyle w:val="ListParagraph"/>
+        <w:pStyle w:val="Listaszerbekezds"/>
         <w:numPr>
           <w:ilvl w:val="3"/>
           <w:numId w:val="1"/>
@@ -680,7 +680,7 @@
     </w:p>
     <w:p>
       <w:pPr>
-        <w:pStyle w:val="ListParagraph"/>
+        <w:pStyle w:val="Listaszerbekezds"/>
         <w:numPr>
           <w:ilvl w:val="2"/>
           <w:numId w:val="1"/>
@@ -692,7 +692,7 @@
     </w:p>
     <w:p>
       <w:pPr>
-        <w:pStyle w:val="ListParagraph"/>
+        <w:pStyle w:val="Listaszerbekezds"/>
         <w:numPr>
           <w:ilvl w:val="2"/>
           <w:numId w:val="1"/>
@@ -713,7 +713,7 @@
     </w:p>
     <w:p>
       <w:pPr>
-        <w:pStyle w:val="ListParagraph"/>
+        <w:pStyle w:val="Listaszerbekezds"/>
         <w:numPr>
           <w:ilvl w:val="0"/>
           <w:numId w:val="1"/>
@@ -725,7 +725,7 @@
     </w:p>
     <w:p>
       <w:pPr>
-        <w:pStyle w:val="ListParagraph"/>
+        <w:pStyle w:val="Listaszerbekezds"/>
         <w:numPr>
           <w:ilvl w:val="1"/>
           <w:numId w:val="1"/>
@@ -737,7 +737,7 @@
     </w:p>
     <w:p>
       <w:pPr>
-        <w:pStyle w:val="ListParagraph"/>
+        <w:pStyle w:val="Listaszerbekezds"/>
         <w:numPr>
           <w:ilvl w:val="1"/>
           <w:numId w:val="1"/>
@@ -749,7 +749,7 @@
     </w:p>
     <w:p>
       <w:pPr>
-        <w:pStyle w:val="ListParagraph"/>
+        <w:pStyle w:val="Listaszerbekezds"/>
         <w:numPr>
           <w:ilvl w:val="1"/>
           <w:numId w:val="1"/>
@@ -761,7 +761,7 @@
     </w:p>
     <w:p>
       <w:pPr>
-        <w:pStyle w:val="ListParagraph"/>
+        <w:pStyle w:val="Listaszerbekezds"/>
         <w:numPr>
           <w:ilvl w:val="0"/>
           <w:numId w:val="1"/>
@@ -773,7 +773,7 @@
     </w:p>
     <w:p>
       <w:pPr>
-        <w:pStyle w:val="ListParagraph"/>
+        <w:pStyle w:val="Listaszerbekezds"/>
         <w:numPr>
           <w:ilvl w:val="1"/>
           <w:numId w:val="1"/>
@@ -785,7 +785,7 @@
     </w:p>
     <w:p>
       <w:pPr>
-        <w:pStyle w:val="ListParagraph"/>
+        <w:pStyle w:val="Listaszerbekezds"/>
         <w:numPr>
           <w:ilvl w:val="1"/>
           <w:numId w:val="1"/>
@@ -797,7 +797,7 @@
     </w:p>
     <w:p>
       <w:pPr>
-        <w:pStyle w:val="ListParagraph"/>
+        <w:pStyle w:val="Listaszerbekezds"/>
         <w:numPr>
           <w:ilvl w:val="1"/>
           <w:numId w:val="1"/>
@@ -819,7 +819,7 @@
     </w:p>
     <w:p>
       <w:pPr>
-        <w:pStyle w:val="ListParagraph"/>
+        <w:pStyle w:val="Listaszerbekezds"/>
         <w:numPr>
           <w:ilvl w:val="2"/>
           <w:numId w:val="1"/>
@@ -831,7 +831,7 @@
     </w:p>
     <w:p>
       <w:pPr>
-        <w:pStyle w:val="ListParagraph"/>
+        <w:pStyle w:val="Listaszerbekezds"/>
         <w:numPr>
           <w:ilvl w:val="1"/>
           <w:numId w:val="1"/>
@@ -843,7 +843,7 @@
     </w:p>
     <w:p>
       <w:pPr>
-        <w:pStyle w:val="ListParagraph"/>
+        <w:pStyle w:val="Listaszerbekezds"/>
         <w:numPr>
           <w:ilvl w:val="2"/>
           <w:numId w:val="1"/>
@@ -855,19 +855,19 @@
     </w:p>
     <w:p>
       <w:pPr>
-        <w:pStyle w:val="ListParagraph"/>
+        <w:pStyle w:val="Listaszerbekezds"/>
         <w:numPr>
           <w:ilvl w:val="0"/>
           <w:numId w:val="1"/>
         </w:numPr>
       </w:pPr>
       <w:r>
-        <w:t>Ismert hibák egyenlőre nincsenek</w:t>
-      </w:r>
-    </w:p>
-    <w:p>
-      <w:pPr>
-        <w:pStyle w:val="ListParagraph"/>
+        <w:t>Ismert hibák nincsenek</w:t>
+      </w:r>
+    </w:p>
+    <w:p>
+      <w:pPr>
+        <w:pStyle w:val="Listaszerbekezds"/>
         <w:numPr>
           <w:ilvl w:val="0"/>
           <w:numId w:val="1"/>
@@ -879,7 +879,7 @@
     </w:p>
     <w:p>
       <w:pPr>
-        <w:pStyle w:val="ListParagraph"/>
+        <w:pStyle w:val="Listaszerbekezds"/>
         <w:numPr>
           <w:ilvl w:val="1"/>
           <w:numId w:val="1"/>
@@ -891,7 +891,7 @@
     </w:p>
     <w:p>
       <w:pPr>
-        <w:pStyle w:val="ListParagraph"/>
+        <w:pStyle w:val="Listaszerbekezds"/>
         <w:numPr>
           <w:ilvl w:val="2"/>
           <w:numId w:val="1"/>
@@ -903,7 +903,7 @@
     </w:p>
     <w:p>
       <w:pPr>
-        <w:pStyle w:val="ListParagraph"/>
+        <w:pStyle w:val="Listaszerbekezds"/>
         <w:numPr>
           <w:ilvl w:val="2"/>
           <w:numId w:val="1"/>
@@ -915,7 +915,7 @@
     </w:p>
     <w:p>
       <w:pPr>
-        <w:pStyle w:val="ListParagraph"/>
+        <w:pStyle w:val="Listaszerbekezds"/>
         <w:numPr>
           <w:ilvl w:val="2"/>
           <w:numId w:val="1"/>
@@ -927,7 +927,7 @@
     </w:p>
     <w:p>
       <w:pPr>
-        <w:pStyle w:val="ListParagraph"/>
+        <w:pStyle w:val="Listaszerbekezds"/>
         <w:numPr>
           <w:ilvl w:val="1"/>
           <w:numId w:val="1"/>
@@ -939,7 +939,7 @@
     </w:p>
     <w:p>
       <w:pPr>
-        <w:pStyle w:val="ListParagraph"/>
+        <w:pStyle w:val="Listaszerbekezds"/>
         <w:numPr>
           <w:ilvl w:val="1"/>
           <w:numId w:val="1"/>
@@ -960,7 +960,7 @@
 </file>
 
 <file path=word/numbering.xml><?xml version="1.0" encoding="utf-8"?>
-<w:numbering xmlns:wpc="http://schemas.microsoft.com/office/word/2010/wordprocessingCanvas" xmlns:cx="http://schemas.microsoft.com/office/drawing/2014/chartex" xmlns:cx1="http://schemas.microsoft.com/office/drawing/2015/9/8/chartex" xmlns:cx2="http://schemas.microsoft.com/office/drawing/2015/10/21/chartex" xmlns:cx3="http://schemas.microsoft.com/office/drawing/2016/5/9/chartex" xmlns:cx4="http://schemas.microsoft.com/office/drawing/2016/5/10/chartex" xmlns:cx5="http://schemas.microsoft.com/office/drawing/2016/5/11/chartex" xmlns:cx6="http://schemas.microsoft.com/office/drawing/2016/5/12/chartex" xmlns:cx7="http://schemas.microsoft.com/office/drawing/2016/5/13/chartex" xmlns:cx8="http://schemas.microsoft.com/office/drawing/2016/5/14/chartex" xmlns:mc="http://schemas.openxmlformats.org/markup-compatibility/2006" xmlns:aink="http://schemas.microsoft.com/office/drawing/2016/ink" xmlns:am3d="http://schemas.microsoft.com/office/drawing/2017/model3d" xmlns:o="urn:schemas-microsoft-com:office:office" xmlns:oel="http://schemas.microsoft.com/office/2019/extlst" xmlns:r="http://schemas.openxmlformats.org/officeDocument/2006/relationships" xmlns:m="http://schemas.openxmlformats.org/officeDocument/2006/math" xmlns:v="urn:schemas-microsoft-com:vml" xmlns:wp14="http://schemas.microsoft.com/office/word/2010/wordprocessingDrawing" xmlns:wp="http://schemas.openxmlformats.org/drawingml/2006/wordprocessingDrawing" xmlns:w10="urn:schemas-microsoft-com:office:word" xmlns:w="http://schemas.openxmlformats.org/wordprocessingml/2006/main" xmlns:w14="http://schemas.microsoft.com/office/word/2010/wordml" xmlns:w15="http://schemas.microsoft.com/office/word/2012/wordml" xmlns:w16cex="http://schemas.microsoft.com/office/word/2018/wordml/cex" xmlns:w16cid="http://schemas.microsoft.com/office/word/2016/wordml/cid" xmlns:w16="http://schemas.microsoft.com/office/word/2018/wordml" xmlns:w16du="http://schemas.microsoft.com/office/word/2023/wordml/word16du" xmlns:w16sdtdh="http://schemas.microsoft.com/office/word/2020/wordml/sdtdatahash" xmlns:w16sdtfl="http://schemas.microsoft.com/office/word/2024/wordml/sdtformatlock" xmlns:w16se="http://schemas.microsoft.com/office/word/2015/wordml/symex" xmlns:wpg="http://schemas.microsoft.com/office/word/2010/wordprocessingGroup" xmlns:wpi="http://schemas.microsoft.com/office/word/2010/wordprocessingInk" xmlns:wne="http://schemas.microsoft.com/office/word/2006/wordml" xmlns:wps="http://schemas.microsoft.com/office/word/2010/wordprocessingShape" mc:Ignorable="w14 w15 w16se w16cid w16 w16cex w16sdtdh w16sdtfl w16du wp14">
+<w:numbering xmlns:wpc="http://schemas.microsoft.com/office/word/2010/wordprocessingCanvas" xmlns:cx="http://schemas.microsoft.com/office/drawing/2014/chartex" xmlns:cx1="http://schemas.microsoft.com/office/drawing/2015/9/8/chartex" xmlns:cx2="http://schemas.microsoft.com/office/drawing/2015/10/21/chartex" xmlns:cx3="http://schemas.microsoft.com/office/drawing/2016/5/9/chartex" xmlns:cx4="http://schemas.microsoft.com/office/drawing/2016/5/10/chartex" xmlns:cx5="http://schemas.microsoft.com/office/drawing/2016/5/11/chartex" xmlns:cx6="http://schemas.microsoft.com/office/drawing/2016/5/12/chartex" xmlns:cx7="http://schemas.microsoft.com/office/drawing/2016/5/13/chartex" xmlns:cx8="http://schemas.microsoft.com/office/drawing/2016/5/14/chartex" xmlns:mc="http://schemas.openxmlformats.org/markup-compatibility/2006" xmlns:aink="http://schemas.microsoft.com/office/drawing/2016/ink" xmlns:am3d="http://schemas.microsoft.com/office/drawing/2017/model3d" xmlns:o="urn:schemas-microsoft-com:office:office" xmlns:r="http://schemas.openxmlformats.org/officeDocument/2006/relationships" xmlns:m="http://schemas.openxmlformats.org/officeDocument/2006/math" xmlns:v="urn:schemas-microsoft-com:vml" xmlns:wp14="http://schemas.microsoft.com/office/word/2010/wordprocessingDrawing" xmlns:wp="http://schemas.openxmlformats.org/drawingml/2006/wordprocessingDrawing" xmlns:w10="urn:schemas-microsoft-com:office:word" xmlns:w="http://schemas.openxmlformats.org/wordprocessingml/2006/main" xmlns:w14="http://schemas.microsoft.com/office/word/2010/wordml" xmlns:w15="http://schemas.microsoft.com/office/word/2012/wordml" xmlns:w16cex="http://schemas.microsoft.com/office/word/2018/wordml/cex" xmlns:w16cid="http://schemas.microsoft.com/office/word/2016/wordml/cid" xmlns:w16="http://schemas.microsoft.com/office/word/2018/wordml" xmlns:w16sdtdh="http://schemas.microsoft.com/office/word/2020/wordml/sdtdatahash" xmlns:w16se="http://schemas.microsoft.com/office/word/2015/wordml/symex" xmlns:wpg="http://schemas.microsoft.com/office/word/2010/wordprocessingGroup" xmlns:wpi="http://schemas.microsoft.com/office/word/2010/wordprocessingInk" xmlns:wne="http://schemas.microsoft.com/office/word/2006/wordml" xmlns:wps="http://schemas.microsoft.com/office/word/2010/wordprocessingShape" mc:Ignorable="w14 w15 w16se w16cid w16 w16cex w16sdtdh wp14">
   <w:abstractNum w:abstractNumId="0" w15:restartNumberingAfterBreak="0">
     <w:nsid w:val="26DD1E3E"/>
     <w:multiLevelType w:val="multilevel"/>
@@ -1047,14 +1047,14 @@
       </w:pPr>
     </w:lvl>
   </w:abstractNum>
-  <w:num w:numId="1" w16cid:durableId="1263879323">
+  <w:num w:numId="1">
     <w:abstractNumId w:val="0"/>
   </w:num>
 </w:numbering>
 </file>
 
 <file path=word/styles.xml><?xml version="1.0" encoding="utf-8"?>
-<w:styles xmlns:mc="http://schemas.openxmlformats.org/markup-compatibility/2006" xmlns:r="http://schemas.openxmlformats.org/officeDocument/2006/relationships" xmlns:w="http://schemas.openxmlformats.org/wordprocessingml/2006/main" xmlns:w14="http://schemas.microsoft.com/office/word/2010/wordml" xmlns:w15="http://schemas.microsoft.com/office/word/2012/wordml" xmlns:w16cex="http://schemas.microsoft.com/office/word/2018/wordml/cex" xmlns:w16cid="http://schemas.microsoft.com/office/word/2016/wordml/cid" xmlns:w16="http://schemas.microsoft.com/office/word/2018/wordml" xmlns:w16du="http://schemas.microsoft.com/office/word/2023/wordml/word16du" xmlns:w16sdtdh="http://schemas.microsoft.com/office/word/2020/wordml/sdtdatahash" xmlns:w16sdtfl="http://schemas.microsoft.com/office/word/2024/wordml/sdtformatlock" xmlns:w16se="http://schemas.microsoft.com/office/word/2015/wordml/symex" mc:Ignorable="w14 w15 w16se w16cid w16 w16cex w16sdtdh w16sdtfl w16du">
+<w:styles xmlns:mc="http://schemas.openxmlformats.org/markup-compatibility/2006" xmlns:r="http://schemas.openxmlformats.org/officeDocument/2006/relationships" xmlns:w="http://schemas.openxmlformats.org/wordprocessingml/2006/main" xmlns:w14="http://schemas.microsoft.com/office/word/2010/wordml" xmlns:w15="http://schemas.microsoft.com/office/word/2012/wordml" xmlns:w16cex="http://schemas.microsoft.com/office/word/2018/wordml/cex" xmlns:w16cid="http://schemas.microsoft.com/office/word/2016/wordml/cid" xmlns:w16="http://schemas.microsoft.com/office/word/2018/wordml" xmlns:w16sdtdh="http://schemas.microsoft.com/office/word/2020/wordml/sdtdatahash" xmlns:w16se="http://schemas.microsoft.com/office/word/2015/wordml/symex" mc:Ignorable="w14 w15 w16se w16cid w16 w16cex w16sdtdh">
   <w:docDefaults>
     <w:rPrDefault>
       <w:rPr>
@@ -1450,7 +1450,7 @@
     <w:lsdException w:name="Unresolved Mention" w:semiHidden="1" w:unhideWhenUsed="1"/>
     <w:lsdException w:name="Smart Link" w:semiHidden="1" w:unhideWhenUsed="1"/>
   </w:latentStyles>
-  <w:style w:type="paragraph" w:default="1" w:styleId="Normal">
+  <w:style w:type="paragraph" w:default="1" w:styleId="Norml">
     <w:name w:val="Normal"/>
     <w:qFormat/>
     <w:rsid w:val="000C6DE5"/>
@@ -1462,11 +1462,11 @@
       <w:lang w:val="hu-HU"/>
     </w:rPr>
   </w:style>
-  <w:style w:type="paragraph" w:styleId="Heading1">
+  <w:style w:type="paragraph" w:styleId="Cmsor1">
     <w:name w:val="heading 1"/>
-    <w:basedOn w:val="Normal"/>
-    <w:next w:val="Normal"/>
-    <w:link w:val="Heading1Char"/>
+    <w:basedOn w:val="Norml"/>
+    <w:next w:val="Norml"/>
+    <w:link w:val="Cmsor1Char"/>
     <w:uiPriority w:val="9"/>
     <w:qFormat/>
     <w:rsid w:val="00A54049"/>
@@ -1483,11 +1483,11 @@
       <w:szCs w:val="40"/>
     </w:rPr>
   </w:style>
-  <w:style w:type="paragraph" w:styleId="Heading2">
+  <w:style w:type="paragraph" w:styleId="Cmsor2">
     <w:name w:val="heading 2"/>
-    <w:basedOn w:val="Normal"/>
-    <w:next w:val="Normal"/>
-    <w:link w:val="Heading2Char"/>
+    <w:basedOn w:val="Norml"/>
+    <w:next w:val="Norml"/>
+    <w:link w:val="Cmsor2Char"/>
     <w:uiPriority w:val="9"/>
     <w:semiHidden/>
     <w:unhideWhenUsed/>
@@ -1506,11 +1506,11 @@
       <w:szCs w:val="32"/>
     </w:rPr>
   </w:style>
-  <w:style w:type="paragraph" w:styleId="Heading3">
+  <w:style w:type="paragraph" w:styleId="Cmsor3">
     <w:name w:val="heading 3"/>
-    <w:basedOn w:val="Normal"/>
-    <w:next w:val="Normal"/>
-    <w:link w:val="Heading3Char"/>
+    <w:basedOn w:val="Norml"/>
+    <w:next w:val="Norml"/>
+    <w:link w:val="Cmsor3Char"/>
     <w:uiPriority w:val="9"/>
     <w:semiHidden/>
     <w:unhideWhenUsed/>
@@ -1529,11 +1529,11 @@
       <w:szCs w:val="28"/>
     </w:rPr>
   </w:style>
-  <w:style w:type="paragraph" w:styleId="Heading4">
+  <w:style w:type="paragraph" w:styleId="Cmsor4">
     <w:name w:val="heading 4"/>
-    <w:basedOn w:val="Normal"/>
-    <w:next w:val="Normal"/>
-    <w:link w:val="Heading4Char"/>
+    <w:basedOn w:val="Norml"/>
+    <w:next w:val="Norml"/>
+    <w:link w:val="Cmsor4Char"/>
     <w:uiPriority w:val="9"/>
     <w:semiHidden/>
     <w:unhideWhenUsed/>
@@ -1552,11 +1552,11 @@
       <w:color w:val="0F4761" w:themeColor="accent1" w:themeShade="BF"/>
     </w:rPr>
   </w:style>
-  <w:style w:type="paragraph" w:styleId="Heading5">
+  <w:style w:type="paragraph" w:styleId="Cmsor5">
     <w:name w:val="heading 5"/>
-    <w:basedOn w:val="Normal"/>
-    <w:next w:val="Normal"/>
-    <w:link w:val="Heading5Char"/>
+    <w:basedOn w:val="Norml"/>
+    <w:next w:val="Norml"/>
+    <w:link w:val="Cmsor5Char"/>
     <w:uiPriority w:val="9"/>
     <w:semiHidden/>
     <w:unhideWhenUsed/>
@@ -1573,11 +1573,11 @@
       <w:color w:val="0F4761" w:themeColor="accent1" w:themeShade="BF"/>
     </w:rPr>
   </w:style>
-  <w:style w:type="paragraph" w:styleId="Heading6">
+  <w:style w:type="paragraph" w:styleId="Cmsor6">
     <w:name w:val="heading 6"/>
-    <w:basedOn w:val="Normal"/>
-    <w:next w:val="Normal"/>
-    <w:link w:val="Heading6Char"/>
+    <w:basedOn w:val="Norml"/>
+    <w:next w:val="Norml"/>
+    <w:link w:val="Cmsor6Char"/>
     <w:uiPriority w:val="9"/>
     <w:semiHidden/>
     <w:unhideWhenUsed/>
@@ -1596,11 +1596,11 @@
       <w:color w:val="595959" w:themeColor="text1" w:themeTint="A6"/>
     </w:rPr>
   </w:style>
-  <w:style w:type="paragraph" w:styleId="Heading7">
+  <w:style w:type="paragraph" w:styleId="Cmsor7">
     <w:name w:val="heading 7"/>
-    <w:basedOn w:val="Normal"/>
-    <w:next w:val="Normal"/>
-    <w:link w:val="Heading7Char"/>
+    <w:basedOn w:val="Norml"/>
+    <w:next w:val="Norml"/>
+    <w:link w:val="Cmsor7Char"/>
     <w:uiPriority w:val="9"/>
     <w:semiHidden/>
     <w:unhideWhenUsed/>
@@ -1617,11 +1617,11 @@
       <w:color w:val="595959" w:themeColor="text1" w:themeTint="A6"/>
     </w:rPr>
   </w:style>
-  <w:style w:type="paragraph" w:styleId="Heading8">
+  <w:style w:type="paragraph" w:styleId="Cmsor8">
     <w:name w:val="heading 8"/>
-    <w:basedOn w:val="Normal"/>
-    <w:next w:val="Normal"/>
-    <w:link w:val="Heading8Char"/>
+    <w:basedOn w:val="Norml"/>
+    <w:next w:val="Norml"/>
+    <w:link w:val="Cmsor8Char"/>
     <w:uiPriority w:val="9"/>
     <w:semiHidden/>
     <w:unhideWhenUsed/>
@@ -1640,11 +1640,11 @@
       <w:color w:val="272727" w:themeColor="text1" w:themeTint="D8"/>
     </w:rPr>
   </w:style>
-  <w:style w:type="paragraph" w:styleId="Heading9">
+  <w:style w:type="paragraph" w:styleId="Cmsor9">
     <w:name w:val="heading 9"/>
-    <w:basedOn w:val="Normal"/>
-    <w:next w:val="Normal"/>
-    <w:link w:val="Heading9Char"/>
+    <w:basedOn w:val="Norml"/>
+    <w:next w:val="Norml"/>
+    <w:link w:val="Cmsor9Char"/>
     <w:uiPriority w:val="9"/>
     <w:semiHidden/>
     <w:unhideWhenUsed/>
@@ -1661,13 +1661,13 @@
       <w:color w:val="272727" w:themeColor="text1" w:themeTint="D8"/>
     </w:rPr>
   </w:style>
-  <w:style w:type="character" w:default="1" w:styleId="DefaultParagraphFont">
+  <w:style w:type="character" w:default="1" w:styleId="Bekezdsalapbettpusa">
     <w:name w:val="Default Paragraph Font"/>
     <w:uiPriority w:val="1"/>
     <w:semiHidden/>
     <w:unhideWhenUsed/>
   </w:style>
-  <w:style w:type="table" w:default="1" w:styleId="TableNormal">
+  <w:style w:type="table" w:default="1" w:styleId="Normltblzat">
     <w:name w:val="Normal Table"/>
     <w:uiPriority w:val="99"/>
     <w:semiHidden/>
@@ -1682,16 +1682,16 @@
       </w:tblCellMar>
     </w:tblPr>
   </w:style>
-  <w:style w:type="numbering" w:default="1" w:styleId="NoList">
+  <w:style w:type="numbering" w:default="1" w:styleId="Nemlista">
     <w:name w:val="No List"/>
     <w:uiPriority w:val="99"/>
     <w:semiHidden/>
     <w:unhideWhenUsed/>
   </w:style>
-  <w:style w:type="character" w:customStyle="1" w:styleId="Heading1Char">
-    <w:name w:val="Heading 1 Char"/>
-    <w:basedOn w:val="DefaultParagraphFont"/>
-    <w:link w:val="Heading1"/>
+  <w:style w:type="character" w:customStyle="1" w:styleId="Cmsor1Char">
+    <w:name w:val="Címsor 1 Char"/>
+    <w:basedOn w:val="Bekezdsalapbettpusa"/>
+    <w:link w:val="Cmsor1"/>
     <w:uiPriority w:val="9"/>
     <w:rsid w:val="00A54049"/>
     <w:rPr>
@@ -1702,10 +1702,10 @@
       <w:lang w:val="hu-HU"/>
     </w:rPr>
   </w:style>
-  <w:style w:type="character" w:customStyle="1" w:styleId="Heading2Char">
-    <w:name w:val="Heading 2 Char"/>
-    <w:basedOn w:val="DefaultParagraphFont"/>
-    <w:link w:val="Heading2"/>
+  <w:style w:type="character" w:customStyle="1" w:styleId="Cmsor2Char">
+    <w:name w:val="Címsor 2 Char"/>
+    <w:basedOn w:val="Bekezdsalapbettpusa"/>
+    <w:link w:val="Cmsor2"/>
     <w:uiPriority w:val="9"/>
     <w:semiHidden/>
     <w:rsid w:val="00A54049"/>
@@ -1717,10 +1717,10 @@
       <w:lang w:val="hu-HU"/>
     </w:rPr>
   </w:style>
-  <w:style w:type="character" w:customStyle="1" w:styleId="Heading3Char">
-    <w:name w:val="Heading 3 Char"/>
-    <w:basedOn w:val="DefaultParagraphFont"/>
-    <w:link w:val="Heading3"/>
+  <w:style w:type="character" w:customStyle="1" w:styleId="Cmsor3Char">
+    <w:name w:val="Címsor 3 Char"/>
+    <w:basedOn w:val="Bekezdsalapbettpusa"/>
+    <w:link w:val="Cmsor3"/>
     <w:uiPriority w:val="9"/>
     <w:semiHidden/>
     <w:rsid w:val="00A54049"/>
@@ -1732,10 +1732,10 @@
       <w:lang w:val="hu-HU"/>
     </w:rPr>
   </w:style>
-  <w:style w:type="character" w:customStyle="1" w:styleId="Heading4Char">
-    <w:name w:val="Heading 4 Char"/>
-    <w:basedOn w:val="DefaultParagraphFont"/>
-    <w:link w:val="Heading4"/>
+  <w:style w:type="character" w:customStyle="1" w:styleId="Cmsor4Char">
+    <w:name w:val="Címsor 4 Char"/>
+    <w:basedOn w:val="Bekezdsalapbettpusa"/>
+    <w:link w:val="Cmsor4"/>
     <w:uiPriority w:val="9"/>
     <w:semiHidden/>
     <w:rsid w:val="00A54049"/>
@@ -1747,10 +1747,10 @@
       <w:lang w:val="hu-HU"/>
     </w:rPr>
   </w:style>
-  <w:style w:type="character" w:customStyle="1" w:styleId="Heading5Char">
-    <w:name w:val="Heading 5 Char"/>
-    <w:basedOn w:val="DefaultParagraphFont"/>
-    <w:link w:val="Heading5"/>
+  <w:style w:type="character" w:customStyle="1" w:styleId="Cmsor5Char">
+    <w:name w:val="Címsor 5 Char"/>
+    <w:basedOn w:val="Bekezdsalapbettpusa"/>
+    <w:link w:val="Cmsor5"/>
     <w:uiPriority w:val="9"/>
     <w:semiHidden/>
     <w:rsid w:val="00A54049"/>
@@ -1760,10 +1760,10 @@
       <w:lang w:val="hu-HU"/>
     </w:rPr>
   </w:style>
-  <w:style w:type="character" w:customStyle="1" w:styleId="Heading6Char">
-    <w:name w:val="Heading 6 Char"/>
-    <w:basedOn w:val="DefaultParagraphFont"/>
-    <w:link w:val="Heading6"/>
+  <w:style w:type="character" w:customStyle="1" w:styleId="Cmsor6Char">
+    <w:name w:val="Címsor 6 Char"/>
+    <w:basedOn w:val="Bekezdsalapbettpusa"/>
+    <w:link w:val="Cmsor6"/>
     <w:uiPriority w:val="9"/>
     <w:semiHidden/>
     <w:rsid w:val="00A54049"/>
@@ -1775,10 +1775,10 @@
       <w:lang w:val="hu-HU"/>
     </w:rPr>
   </w:style>
-  <w:style w:type="character" w:customStyle="1" w:styleId="Heading7Char">
-    <w:name w:val="Heading 7 Char"/>
-    <w:basedOn w:val="DefaultParagraphFont"/>
-    <w:link w:val="Heading7"/>
+  <w:style w:type="character" w:customStyle="1" w:styleId="Cmsor7Char">
+    <w:name w:val="Címsor 7 Char"/>
+    <w:basedOn w:val="Bekezdsalapbettpusa"/>
+    <w:link w:val="Cmsor7"/>
     <w:uiPriority w:val="9"/>
     <w:semiHidden/>
     <w:rsid w:val="00A54049"/>
@@ -1788,10 +1788,10 @@
       <w:lang w:val="hu-HU"/>
     </w:rPr>
   </w:style>
-  <w:style w:type="character" w:customStyle="1" w:styleId="Heading8Char">
-    <w:name w:val="Heading 8 Char"/>
-    <w:basedOn w:val="DefaultParagraphFont"/>
-    <w:link w:val="Heading8"/>
+  <w:style w:type="character" w:customStyle="1" w:styleId="Cmsor8Char">
+    <w:name w:val="Címsor 8 Char"/>
+    <w:basedOn w:val="Bekezdsalapbettpusa"/>
+    <w:link w:val="Cmsor8"/>
     <w:uiPriority w:val="9"/>
     <w:semiHidden/>
     <w:rsid w:val="00A54049"/>
@@ -1803,10 +1803,10 @@
       <w:lang w:val="hu-HU"/>
     </w:rPr>
   </w:style>
-  <w:style w:type="character" w:customStyle="1" w:styleId="Heading9Char">
-    <w:name w:val="Heading 9 Char"/>
-    <w:basedOn w:val="DefaultParagraphFont"/>
-    <w:link w:val="Heading9"/>
+  <w:style w:type="character" w:customStyle="1" w:styleId="Cmsor9Char">
+    <w:name w:val="Címsor 9 Char"/>
+    <w:basedOn w:val="Bekezdsalapbettpusa"/>
+    <w:link w:val="Cmsor9"/>
     <w:uiPriority w:val="9"/>
     <w:semiHidden/>
     <w:rsid w:val="00A54049"/>
@@ -1816,11 +1816,11 @@
       <w:lang w:val="hu-HU"/>
     </w:rPr>
   </w:style>
-  <w:style w:type="paragraph" w:styleId="Title">
+  <w:style w:type="paragraph" w:styleId="Cm">
     <w:name w:val="Title"/>
-    <w:basedOn w:val="Normal"/>
-    <w:next w:val="Normal"/>
-    <w:link w:val="TitleChar"/>
+    <w:basedOn w:val="Norml"/>
+    <w:next w:val="Norml"/>
+    <w:link w:val="CmChar"/>
     <w:uiPriority w:val="10"/>
     <w:qFormat/>
     <w:rsid w:val="00465C16"/>
@@ -1837,10 +1837,10 @@
       <w:szCs w:val="56"/>
     </w:rPr>
   </w:style>
-  <w:style w:type="character" w:customStyle="1" w:styleId="TitleChar">
-    <w:name w:val="Title Char"/>
-    <w:basedOn w:val="DefaultParagraphFont"/>
-    <w:link w:val="Title"/>
+  <w:style w:type="character" w:customStyle="1" w:styleId="CmChar">
+    <w:name w:val="Cím Char"/>
+    <w:basedOn w:val="Bekezdsalapbettpusa"/>
+    <w:link w:val="Cm"/>
     <w:uiPriority w:val="10"/>
     <w:rsid w:val="00465C16"/>
     <w:rPr>
@@ -1852,11 +1852,11 @@
       <w:lang w:val="hu-HU"/>
     </w:rPr>
   </w:style>
-  <w:style w:type="paragraph" w:styleId="Subtitle">
+  <w:style w:type="paragraph" w:styleId="Alcm">
     <w:name w:val="Subtitle"/>
-    <w:basedOn w:val="Normal"/>
-    <w:next w:val="Normal"/>
-    <w:link w:val="SubtitleChar"/>
+    <w:basedOn w:val="Norml"/>
+    <w:next w:val="Norml"/>
+    <w:link w:val="AlcmChar"/>
     <w:uiPriority w:val="11"/>
     <w:qFormat/>
     <w:rsid w:val="00A54049"/>
@@ -1873,10 +1873,10 @@
       <w:szCs w:val="28"/>
     </w:rPr>
   </w:style>
-  <w:style w:type="character" w:customStyle="1" w:styleId="SubtitleChar">
-    <w:name w:val="Subtitle Char"/>
-    <w:basedOn w:val="DefaultParagraphFont"/>
-    <w:link w:val="Subtitle"/>
+  <w:style w:type="character" w:customStyle="1" w:styleId="AlcmChar">
+    <w:name w:val="Alcím Char"/>
+    <w:basedOn w:val="Bekezdsalapbettpusa"/>
+    <w:link w:val="Alcm"/>
     <w:uiPriority w:val="11"/>
     <w:rsid w:val="00A54049"/>
     <w:rPr>
@@ -1888,11 +1888,11 @@
       <w:lang w:val="hu-HU"/>
     </w:rPr>
   </w:style>
-  <w:style w:type="paragraph" w:styleId="Quote">
+  <w:style w:type="paragraph" w:styleId="Idzet">
     <w:name w:val="Quote"/>
-    <w:basedOn w:val="Normal"/>
-    <w:next w:val="Normal"/>
-    <w:link w:val="QuoteChar"/>
+    <w:basedOn w:val="Norml"/>
+    <w:next w:val="Norml"/>
+    <w:link w:val="IdzetChar"/>
     <w:uiPriority w:val="29"/>
     <w:qFormat/>
     <w:rsid w:val="00A54049"/>
@@ -1906,10 +1906,10 @@
       <w:color w:val="404040" w:themeColor="text1" w:themeTint="BF"/>
     </w:rPr>
   </w:style>
-  <w:style w:type="character" w:customStyle="1" w:styleId="QuoteChar">
-    <w:name w:val="Quote Char"/>
-    <w:basedOn w:val="DefaultParagraphFont"/>
-    <w:link w:val="Quote"/>
+  <w:style w:type="character" w:customStyle="1" w:styleId="IdzetChar">
+    <w:name w:val="Idézet Char"/>
+    <w:basedOn w:val="Bekezdsalapbettpusa"/>
+    <w:link w:val="Idzet"/>
     <w:uiPriority w:val="29"/>
     <w:rsid w:val="00A54049"/>
     <w:rPr>
@@ -1919,9 +1919,9 @@
       <w:lang w:val="hu-HU"/>
     </w:rPr>
   </w:style>
-  <w:style w:type="paragraph" w:styleId="ListParagraph">
+  <w:style w:type="paragraph" w:styleId="Listaszerbekezds">
     <w:name w:val="List Paragraph"/>
-    <w:basedOn w:val="Normal"/>
+    <w:basedOn w:val="Norml"/>
     <w:uiPriority w:val="34"/>
     <w:qFormat/>
     <w:rsid w:val="00A54049"/>
@@ -1930,9 +1930,9 @@
       <w:contextualSpacing/>
     </w:pPr>
   </w:style>
-  <w:style w:type="character" w:styleId="IntenseEmphasis">
+  <w:style w:type="character" w:styleId="Erskiemels">
     <w:name w:val="Intense Emphasis"/>
-    <w:basedOn w:val="DefaultParagraphFont"/>
+    <w:basedOn w:val="Bekezdsalapbettpusa"/>
     <w:uiPriority w:val="21"/>
     <w:qFormat/>
     <w:rsid w:val="00A54049"/>
@@ -1942,11 +1942,11 @@
       <w:color w:val="0F4761" w:themeColor="accent1" w:themeShade="BF"/>
     </w:rPr>
   </w:style>
-  <w:style w:type="paragraph" w:styleId="IntenseQuote">
+  <w:style w:type="paragraph" w:styleId="Kiemeltidzet">
     <w:name w:val="Intense Quote"/>
-    <w:basedOn w:val="Normal"/>
-    <w:next w:val="Normal"/>
-    <w:link w:val="IntenseQuoteChar"/>
+    <w:basedOn w:val="Norml"/>
+    <w:next w:val="Norml"/>
+    <w:link w:val="KiemeltidzetChar"/>
     <w:uiPriority w:val="30"/>
     <w:qFormat/>
     <w:rsid w:val="00A54049"/>
@@ -1965,10 +1965,10 @@
       <w:color w:val="0F4761" w:themeColor="accent1" w:themeShade="BF"/>
     </w:rPr>
   </w:style>
-  <w:style w:type="character" w:customStyle="1" w:styleId="IntenseQuoteChar">
-    <w:name w:val="Intense Quote Char"/>
-    <w:basedOn w:val="DefaultParagraphFont"/>
-    <w:link w:val="IntenseQuote"/>
+  <w:style w:type="character" w:customStyle="1" w:styleId="KiemeltidzetChar">
+    <w:name w:val="Kiemelt idézet Char"/>
+    <w:basedOn w:val="Bekezdsalapbettpusa"/>
+    <w:link w:val="Kiemeltidzet"/>
     <w:uiPriority w:val="30"/>
     <w:rsid w:val="00A54049"/>
     <w:rPr>
@@ -1978,9 +1978,9 @@
       <w:lang w:val="hu-HU"/>
     </w:rPr>
   </w:style>
-  <w:style w:type="character" w:styleId="IntenseReference">
+  <w:style w:type="character" w:styleId="Ershivatkozs">
     <w:name w:val="Intense Reference"/>
-    <w:basedOn w:val="DefaultParagraphFont"/>
+    <w:basedOn w:val="Bekezdsalapbettpusa"/>
     <w:uiPriority w:val="32"/>
     <w:qFormat/>
     <w:rsid w:val="00A54049"/>
